--- a/templates/milana_conf_page.docx
+++ b/templates/milana_conf_page.docx
@@ -89,6 +89,7 @@
                 <w:szCs w:val="24"/>
               </w:rPr>
             </w:pPr>
+            <w:proofErr w:type="spellStart"/>
             <w:r>
               <w:rPr>
                 <w:rFonts w:ascii="Times New Roman" w:hAnsi="Times New Roman" w:cs="Times New Roman"/>
@@ -97,6 +98,7 @@
               </w:rPr>
               <w:t>prof_educ_logo</w:t>
             </w:r>
+            <w:proofErr w:type="spellEnd"/>
           </w:p>
           <w:p>
             <w:pPr>
@@ -115,7 +117,17 @@
                 <w:sz w:val="24"/>
                 <w:szCs w:val="24"/>
               </w:rPr>
-              <w:t xml:space="preserve">№ {{ </w:t>
+              <w:t xml:space="preserve">№ </w:t>
+            </w:r>
+            <w:proofErr w:type="gramStart"/>
+            <w:r>
+              <w:rPr>
+                <w:rFonts w:ascii="Times New Roman" w:hAnsi="Times New Roman" w:cs="Times New Roman"/>
+                <w:b/>
+                <w:sz w:val="24"/>
+                <w:szCs w:val="24"/>
+              </w:rPr>
+              <w:t xml:space="preserve">{{ </w:t>
             </w:r>
             <w:r>
               <w:rPr>
@@ -127,6 +139,7 @@
               </w:rPr>
               <w:t>certificate</w:t>
             </w:r>
+            <w:proofErr w:type="gramEnd"/>
             <w:r>
               <w:rPr>
                 <w:rFonts w:ascii="Times New Roman" w:hAnsi="Times New Roman" w:cs="Times New Roman"/>
@@ -217,6 +230,7 @@
                 <w:lang w:val="en-US"/>
               </w:rPr>
             </w:pPr>
+            <w:proofErr w:type="gramStart"/>
             <w:r>
               <w:rPr>
                 <w:rFonts w:ascii="Times New Roman" w:hAnsi="Times New Roman" w:cs="Times New Roman"/>
@@ -227,6 +241,7 @@
               </w:rPr>
               <w:t xml:space="preserve">{{ </w:t>
             </w:r>
+            <w:proofErr w:type="spellStart"/>
             <w:r>
               <w:rPr>
                 <w:rFonts w:ascii="Times New Roman" w:hAnsi="Times New Roman" w:cs="Times New Roman"/>
@@ -237,6 +252,7 @@
               </w:rPr>
               <w:t>student</w:t>
             </w:r>
+            <w:proofErr w:type="gramEnd"/>
             <w:r>
               <w:rPr>
                 <w:rFonts w:ascii="Times New Roman" w:hAnsi="Times New Roman" w:cs="Times New Roman"/>
@@ -257,6 +273,7 @@
               </w:rPr>
               <w:t>name</w:t>
             </w:r>
+            <w:proofErr w:type="spellEnd"/>
             <w:r>
               <w:rPr>
                 <w:rFonts w:ascii="Times New Roman" w:hAnsi="Times New Roman" w:cs="Times New Roman"/>
@@ -304,12 +321,14 @@
               </w:rPr>
               <w:t xml:space="preserve">) </w:t>
             </w:r>
+            <w:proofErr w:type="spellStart"/>
             <w:r>
               <w:rPr>
                 <w:rFonts w:ascii="Times New Roman" w:hAnsi="Times New Roman" w:cs="Times New Roman"/>
               </w:rPr>
               <w:t>обучени</w:t>
             </w:r>
+            <w:proofErr w:type="spellEnd"/>
             <w:r>
               <w:rPr>
                 <w:rFonts w:ascii="Times New Roman" w:hAnsi="Times New Roman" w:cs="Times New Roman"/>
@@ -347,6 +366,7 @@
               </w:rPr>
               <w:t xml:space="preserve">{{ </w:t>
             </w:r>
+            <w:proofErr w:type="spellStart"/>
             <w:r>
               <w:rPr>
                 <w:rFonts w:ascii="Times New Roman" w:hAnsi="Times New Roman" w:cs="Times New Roman"/>
@@ -374,6 +394,7 @@
               </w:rPr>
               <w:t>date</w:t>
             </w:r>
+            <w:proofErr w:type="spellEnd"/>
             <w:r>
               <w:rPr>
                 <w:rFonts w:ascii="Times New Roman" w:hAnsi="Times New Roman" w:cs="Times New Roman"/>
@@ -412,6 +433,7 @@
               </w:rPr>
               <w:t>{{</w:t>
             </w:r>
+            <w:proofErr w:type="spellStart"/>
             <w:r>
               <w:rPr>
                 <w:rFonts w:ascii="Times New Roman" w:hAnsi="Times New Roman" w:cs="Times New Roman"/>
@@ -439,6 +461,7 @@
               </w:rPr>
               <w:t>date</w:t>
             </w:r>
+            <w:proofErr w:type="spellEnd"/>
             <w:r>
               <w:rPr>
                 <w:rFonts w:ascii="Times New Roman" w:hAnsi="Times New Roman" w:cs="Times New Roman"/>
@@ -448,15 +471,6 @@
               </w:rPr>
               <w:t xml:space="preserve"> }} </w:t>
             </w:r>
-          </w:p>
-          <w:p>
-            <w:pPr>
-              <w:spacing w:before="240" w:line="360" w:lineRule="auto"/>
-              <w:jc w:val="center"/>
-              <w:rPr>
-                <w:rFonts w:ascii="Times New Roman" w:hAnsi="Times New Roman" w:cs="Times New Roman"/>
-              </w:rPr>
-            </w:pPr>
             <w:r>
               <w:rPr>
                 <w:rFonts w:ascii="Times New Roman" w:hAnsi="Times New Roman" w:cs="Times New Roman"/>
@@ -518,13 +532,41 @@
               </w:rPr>
               <w:t xml:space="preserve">по программе </w:t>
             </w:r>
-            <w:r>
-              <w:rPr>
-                <w:rFonts w:ascii="Times New Roman" w:hAnsi="Times New Roman" w:cs="Times New Roman"/>
-                <w:sz w:val="24"/>
-                <w:szCs w:val="24"/>
-              </w:rPr>
-              <w:t>{{ student_profession }}</w:t>
+            <w:proofErr w:type="gramStart"/>
+            <w:r>
+              <w:rPr>
+                <w:rFonts w:ascii="Times New Roman" w:hAnsi="Times New Roman" w:cs="Times New Roman"/>
+                <w:sz w:val="24"/>
+                <w:szCs w:val="24"/>
+              </w:rPr>
+              <w:t xml:space="preserve">{{ </w:t>
+            </w:r>
+            <w:proofErr w:type="spellStart"/>
+            <w:r>
+              <w:rPr>
+                <w:rFonts w:ascii="Times New Roman" w:hAnsi="Times New Roman" w:cs="Times New Roman"/>
+                <w:sz w:val="24"/>
+                <w:szCs w:val="24"/>
+              </w:rPr>
+              <w:t>student</w:t>
+            </w:r>
+            <w:proofErr w:type="gramEnd"/>
+            <w:r>
+              <w:rPr>
+                <w:rFonts w:ascii="Times New Roman" w:hAnsi="Times New Roman" w:cs="Times New Roman"/>
+                <w:sz w:val="24"/>
+                <w:szCs w:val="24"/>
+              </w:rPr>
+              <w:t>_profession</w:t>
+            </w:r>
+            <w:proofErr w:type="spellEnd"/>
+            <w:r>
+              <w:rPr>
+                <w:rFonts w:ascii="Times New Roman" w:hAnsi="Times New Roman" w:cs="Times New Roman"/>
+                <w:sz w:val="24"/>
+                <w:szCs w:val="24"/>
+              </w:rPr>
+              <w:t xml:space="preserve"> }}</w:t>
             </w:r>
           </w:p>
           <w:p>
@@ -553,6 +595,7 @@
               </w:rPr>
               <w:t xml:space="preserve">- </w:t>
             </w:r>
+            <w:proofErr w:type="gramStart"/>
             <w:r>
               <w:rPr>
                 <w:rFonts w:ascii="Times New Roman" w:hAnsi="Times New Roman" w:cs="Times New Roman"/>
@@ -570,6 +613,7 @@
               </w:rPr>
               <w:t>hours</w:t>
             </w:r>
+            <w:proofErr w:type="gramEnd"/>
             <w:r>
               <w:rPr>
                 <w:rFonts w:ascii="Times New Roman" w:hAnsi="Times New Roman" w:cs="Times New Roman"/>
@@ -681,6 +725,7 @@
               </w:rPr>
               <w:t xml:space="preserve">Протокол аттестационной комиссии от </w:t>
             </w:r>
+            <w:proofErr w:type="gramStart"/>
             <w:r>
               <w:rPr>
                 <w:rStyle w:val="1"/>
@@ -696,6 +741,7 @@
               </w:rPr>
               <w:t>end</w:t>
             </w:r>
+            <w:proofErr w:type="gramEnd"/>
             <w:r>
               <w:rPr>
                 <w:rStyle w:val="1"/>
@@ -931,6 +977,7 @@
               </w:rPr>
               <w:t xml:space="preserve"> </w:t>
             </w:r>
+            <w:proofErr w:type="gramStart"/>
             <w:r>
               <w:rPr>
                 <w:rFonts w:ascii="Times New Roman" w:hAnsi="Times New Roman" w:cs="Times New Roman"/>
@@ -948,6 +995,7 @@
               </w:rPr>
               <w:t>end</w:t>
             </w:r>
+            <w:proofErr w:type="gramEnd"/>
             <w:r>
               <w:rPr>
                 <w:rFonts w:ascii="Times New Roman" w:hAnsi="Times New Roman" w:cs="Times New Roman"/>
@@ -1165,6 +1213,7 @@
                 <w:color w:val="2F5496" w:themeColor="accent1" w:themeShade="BF"/>
               </w:rPr>
             </w:pPr>
+            <w:proofErr w:type="spellStart"/>
             <w:r>
               <w:rPr>
                 <w:rFonts w:ascii="Times New Roman" w:hAnsi="Times New Roman" w:cs="Times New Roman"/>
@@ -1173,6 +1222,7 @@
               </w:rPr>
               <w:t>bigger_educ_logo</w:t>
             </w:r>
+            <w:proofErr w:type="spellEnd"/>
           </w:p>
           <w:tbl>
             <w:tblPr>

--- a/templates/milana_conf_page.docx
+++ b/templates/milana_conf_page.docx
@@ -11,16 +11,16 @@
         <w:tblLook w:val="04A0" w:firstRow="1" w:lastRow="0" w:firstColumn="1" w:lastColumn="0" w:noHBand="0" w:noVBand="1"/>
       </w:tblPr>
       <w:tblGrid>
-        <w:gridCol w:w="5664"/>
-        <w:gridCol w:w="5664"/>
+        <w:gridCol w:w="5659"/>
+        <w:gridCol w:w="5659"/>
       </w:tblGrid>
       <w:tr>
         <w:trPr>
-          <w:trHeight w:val="7949"/>
+          <w:trHeight w:hRule="exact" w:val="7949"/>
         </w:trPr>
         <w:tc>
           <w:tcPr>
-            <w:tcW w:w="5664" w:type="dxa"/>
+            <w:tcW w:w="5659" w:type="dxa"/>
           </w:tcPr>
           <w:p>
             <w:pPr>
@@ -227,10 +227,38 @@
                 <w:b/>
                 <w:sz w:val="24"/>
                 <w:szCs w:val="24"/>
+              </w:rPr>
+            </w:pPr>
+            <w:proofErr w:type="gramStart"/>
+            <w:r>
+              <w:rPr>
+                <w:rFonts w:ascii="Times New Roman" w:hAnsi="Times New Roman" w:cs="Times New Roman"/>
+                <w:b/>
+                <w:sz w:val="24"/>
+                <w:szCs w:val="24"/>
+              </w:rPr>
+              <w:t xml:space="preserve">{{ </w:t>
+            </w:r>
+            <w:r>
+              <w:rPr>
+                <w:rFonts w:ascii="Times New Roman" w:hAnsi="Times New Roman" w:cs="Times New Roman"/>
+                <w:b/>
+                <w:sz w:val="24"/>
+                <w:szCs w:val="24"/>
                 <w:lang w:val="en-US"/>
               </w:rPr>
-            </w:pPr>
-            <w:proofErr w:type="gramStart"/>
+              <w:t>student</w:t>
+            </w:r>
+            <w:proofErr w:type="gramEnd"/>
+            <w:r>
+              <w:rPr>
+                <w:rFonts w:ascii="Times New Roman" w:hAnsi="Times New Roman" w:cs="Times New Roman"/>
+                <w:b/>
+                <w:sz w:val="24"/>
+                <w:szCs w:val="24"/>
+              </w:rPr>
+              <w:t>_</w:t>
+            </w:r>
             <w:r>
               <w:rPr>
                 <w:rFonts w:ascii="Times New Roman" w:hAnsi="Times New Roman" w:cs="Times New Roman"/>
@@ -239,48 +267,14 @@
                 <w:szCs w:val="24"/>
                 <w:lang w:val="en-US"/>
               </w:rPr>
-              <w:t xml:space="preserve">{{ </w:t>
-            </w:r>
-            <w:proofErr w:type="spellStart"/>
-            <w:r>
-              <w:rPr>
-                <w:rFonts w:ascii="Times New Roman" w:hAnsi="Times New Roman" w:cs="Times New Roman"/>
-                <w:b/>
-                <w:sz w:val="24"/>
-                <w:szCs w:val="24"/>
-                <w:lang w:val="en-US"/>
-              </w:rPr>
-              <w:t>student</w:t>
-            </w:r>
-            <w:proofErr w:type="gramEnd"/>
-            <w:r>
-              <w:rPr>
-                <w:rFonts w:ascii="Times New Roman" w:hAnsi="Times New Roman" w:cs="Times New Roman"/>
-                <w:b/>
-                <w:sz w:val="24"/>
-                <w:szCs w:val="24"/>
-                <w:lang w:val="en-US"/>
-              </w:rPr>
-              <w:t>_</w:t>
-            </w:r>
-            <w:r>
-              <w:rPr>
-                <w:rFonts w:ascii="Times New Roman" w:hAnsi="Times New Roman" w:cs="Times New Roman"/>
-                <w:b/>
-                <w:sz w:val="24"/>
-                <w:szCs w:val="24"/>
-                <w:lang w:val="en-US"/>
-              </w:rPr>
               <w:t>name</w:t>
             </w:r>
-            <w:proofErr w:type="spellEnd"/>
-            <w:r>
-              <w:rPr>
-                <w:rFonts w:ascii="Times New Roman" w:hAnsi="Times New Roman" w:cs="Times New Roman"/>
-                <w:b/>
-                <w:sz w:val="24"/>
-                <w:szCs w:val="24"/>
-                <w:lang w:val="en-US"/>
+            <w:r>
+              <w:rPr>
+                <w:rFonts w:ascii="Times New Roman" w:hAnsi="Times New Roman" w:cs="Times New Roman"/>
+                <w:b/>
+                <w:sz w:val="24"/>
+                <w:szCs w:val="24"/>
               </w:rPr>
               <w:t xml:space="preserve"> }}</w:t>
             </w:r>
@@ -292,70 +286,73 @@
               <w:jc w:val="center"/>
               <w:rPr>
                 <w:rFonts w:ascii="Times New Roman" w:hAnsi="Times New Roman" w:cs="Times New Roman"/>
+              </w:rPr>
+            </w:pPr>
+            <w:r>
+              <w:rPr>
+                <w:rFonts w:ascii="Times New Roman" w:hAnsi="Times New Roman" w:cs="Times New Roman"/>
+              </w:rPr>
+              <w:t>прошел</w:t>
+            </w:r>
+            <w:r>
+              <w:rPr>
+                <w:rFonts w:ascii="Times New Roman" w:hAnsi="Times New Roman" w:cs="Times New Roman"/>
+              </w:rPr>
+              <w:t>(</w:t>
+            </w:r>
+            <w:r>
+              <w:rPr>
+                <w:rFonts w:ascii="Times New Roman" w:hAnsi="Times New Roman" w:cs="Times New Roman"/>
+              </w:rPr>
+              <w:t>ла</w:t>
+            </w:r>
+            <w:r>
+              <w:rPr>
+                <w:rFonts w:ascii="Times New Roman" w:hAnsi="Times New Roman" w:cs="Times New Roman"/>
+              </w:rPr>
+              <w:t xml:space="preserve">) </w:t>
+            </w:r>
+            <w:proofErr w:type="spellStart"/>
+            <w:r>
+              <w:rPr>
+                <w:rFonts w:ascii="Times New Roman" w:hAnsi="Times New Roman" w:cs="Times New Roman"/>
+              </w:rPr>
+              <w:t>обучени</w:t>
+            </w:r>
+            <w:proofErr w:type="spellEnd"/>
+            <w:r>
+              <w:rPr>
+                <w:rFonts w:ascii="Times New Roman" w:hAnsi="Times New Roman" w:cs="Times New Roman"/>
                 <w:lang w:val="en-US"/>
               </w:rPr>
-            </w:pPr>
-            <w:r>
-              <w:rPr>
-                <w:rFonts w:ascii="Times New Roman" w:hAnsi="Times New Roman" w:cs="Times New Roman"/>
-              </w:rPr>
-              <w:t>прошел</w:t>
+              <w:t>e</w:t>
+            </w:r>
+            <w:r>
+              <w:rPr>
+                <w:rFonts w:ascii="Times New Roman" w:hAnsi="Times New Roman" w:cs="Times New Roman"/>
+              </w:rPr>
+              <w:t xml:space="preserve"> </w:t>
             </w:r>
             <w:r>
               <w:rPr>
                 <w:rFonts w:ascii="Times New Roman" w:hAnsi="Times New Roman" w:cs="Times New Roman"/>
                 <w:lang w:val="en-US"/>
               </w:rPr>
-              <w:t>(</w:t>
-            </w:r>
-            <w:r>
-              <w:rPr>
-                <w:rFonts w:ascii="Times New Roman" w:hAnsi="Times New Roman" w:cs="Times New Roman"/>
-              </w:rPr>
-              <w:t>ла</w:t>
-            </w:r>
-            <w:r>
-              <w:rPr>
-                <w:rFonts w:ascii="Times New Roman" w:hAnsi="Times New Roman" w:cs="Times New Roman"/>
-                <w:lang w:val="en-US"/>
-              </w:rPr>
-              <w:t xml:space="preserve">) </w:t>
-            </w:r>
-            <w:proofErr w:type="spellStart"/>
-            <w:r>
-              <w:rPr>
-                <w:rFonts w:ascii="Times New Roman" w:hAnsi="Times New Roman" w:cs="Times New Roman"/>
-              </w:rPr>
-              <w:t>обучени</w:t>
-            </w:r>
-            <w:proofErr w:type="spellEnd"/>
-            <w:r>
-              <w:rPr>
-                <w:rFonts w:ascii="Times New Roman" w:hAnsi="Times New Roman" w:cs="Times New Roman"/>
-                <w:lang w:val="en-US"/>
-              </w:rPr>
-              <w:t>e</w:t>
-            </w:r>
-            <w:r>
-              <w:rPr>
-                <w:rFonts w:ascii="Times New Roman" w:hAnsi="Times New Roman" w:cs="Times New Roman"/>
-                <w:lang w:val="en-US"/>
+              <w:t>c</w:t>
+            </w:r>
+            <w:r>
+              <w:rPr>
+                <w:rFonts w:ascii="Times New Roman" w:hAnsi="Times New Roman" w:cs="Times New Roman"/>
               </w:rPr>
               <w:t xml:space="preserve"> </w:t>
             </w:r>
             <w:r>
               <w:rPr>
                 <w:rFonts w:ascii="Times New Roman" w:hAnsi="Times New Roman" w:cs="Times New Roman"/>
-                <w:lang w:val="en-US"/>
-              </w:rPr>
-              <w:t>c</w:t>
-            </w:r>
-            <w:r>
-              <w:rPr>
-                <w:rFonts w:ascii="Times New Roman" w:hAnsi="Times New Roman" w:cs="Times New Roman"/>
-                <w:lang w:val="en-US"/>
-              </w:rPr>
-              <w:t xml:space="preserve"> </w:t>
+                <w:b/>
+                <w:bCs/>
+              </w:rPr>
+              <w:t xml:space="preserve">{{ </w:t>
             </w:r>
             <w:r>
               <w:rPr>
@@ -364,9 +361,16 @@
                 <w:bCs/>
                 <w:lang w:val="en-US"/>
               </w:rPr>
-              <w:t xml:space="preserve">{{ </w:t>
-            </w:r>
-            <w:proofErr w:type="spellStart"/>
+              <w:t>beginning</w:t>
+            </w:r>
+            <w:r>
+              <w:rPr>
+                <w:rFonts w:ascii="Times New Roman" w:hAnsi="Times New Roman" w:cs="Times New Roman"/>
+                <w:b/>
+                <w:bCs/>
+              </w:rPr>
+              <w:t>_</w:t>
+            </w:r>
             <w:r>
               <w:rPr>
                 <w:rFonts w:ascii="Times New Roman" w:hAnsi="Times New Roman" w:cs="Times New Roman"/>
@@ -374,7 +378,41 @@
                 <w:bCs/>
                 <w:lang w:val="en-US"/>
               </w:rPr>
-              <w:t>beginning</w:t>
+              <w:t>date</w:t>
+            </w:r>
+            <w:r>
+              <w:rPr>
+                <w:rFonts w:ascii="Times New Roman" w:hAnsi="Times New Roman" w:cs="Times New Roman"/>
+                <w:b/>
+                <w:bCs/>
+              </w:rPr>
+              <w:t xml:space="preserve"> }}</w:t>
+            </w:r>
+            <w:r>
+              <w:rPr>
+                <w:rFonts w:ascii="Times New Roman" w:hAnsi="Times New Roman" w:cs="Times New Roman"/>
+              </w:rPr>
+              <w:t xml:space="preserve"> </w:t>
+            </w:r>
+            <w:r>
+              <w:rPr>
+                <w:rFonts w:ascii="Times New Roman" w:hAnsi="Times New Roman" w:cs="Times New Roman"/>
+              </w:rPr>
+              <w:t>по</w:t>
+            </w:r>
+            <w:r>
+              <w:rPr>
+                <w:rFonts w:ascii="Times New Roman" w:hAnsi="Times New Roman" w:cs="Times New Roman"/>
+              </w:rPr>
+              <w:t xml:space="preserve"> </w:t>
+            </w:r>
+            <w:r>
+              <w:rPr>
+                <w:rFonts w:ascii="Times New Roman" w:hAnsi="Times New Roman" w:cs="Times New Roman"/>
+                <w:b/>
+                <w:bCs/>
+              </w:rPr>
+              <w:t>{{</w:t>
             </w:r>
             <w:r>
               <w:rPr>
@@ -383,6 +421,14 @@
                 <w:bCs/>
                 <w:lang w:val="en-US"/>
               </w:rPr>
+              <w:t>end</w:t>
+            </w:r>
+            <w:r>
+              <w:rPr>
+                <w:rFonts w:ascii="Times New Roman" w:hAnsi="Times New Roman" w:cs="Times New Roman"/>
+                <w:b/>
+                <w:bCs/>
+              </w:rPr>
               <w:t>_</w:t>
             </w:r>
             <w:r>
@@ -394,80 +440,11 @@
               </w:rPr>
               <w:t>date</w:t>
             </w:r>
-            <w:proofErr w:type="spellEnd"/>
             <w:r>
               <w:rPr>
                 <w:rFonts w:ascii="Times New Roman" w:hAnsi="Times New Roman" w:cs="Times New Roman"/>
                 <w:b/>
                 <w:bCs/>
-                <w:lang w:val="en-US"/>
-              </w:rPr>
-              <w:t xml:space="preserve"> }}</w:t>
-            </w:r>
-            <w:r>
-              <w:rPr>
-                <w:rFonts w:ascii="Times New Roman" w:hAnsi="Times New Roman" w:cs="Times New Roman"/>
-                <w:lang w:val="en-US"/>
-              </w:rPr>
-              <w:t xml:space="preserve"> </w:t>
-            </w:r>
-            <w:r>
-              <w:rPr>
-                <w:rFonts w:ascii="Times New Roman" w:hAnsi="Times New Roman" w:cs="Times New Roman"/>
-              </w:rPr>
-              <w:t>по</w:t>
-            </w:r>
-            <w:r>
-              <w:rPr>
-                <w:rFonts w:ascii="Times New Roman" w:hAnsi="Times New Roman" w:cs="Times New Roman"/>
-                <w:lang w:val="en-US"/>
-              </w:rPr>
-              <w:t xml:space="preserve"> </w:t>
-            </w:r>
-            <w:r>
-              <w:rPr>
-                <w:rFonts w:ascii="Times New Roman" w:hAnsi="Times New Roman" w:cs="Times New Roman"/>
-                <w:b/>
-                <w:bCs/>
-                <w:lang w:val="en-US"/>
-              </w:rPr>
-              <w:t>{{</w:t>
-            </w:r>
-            <w:proofErr w:type="spellStart"/>
-            <w:r>
-              <w:rPr>
-                <w:rFonts w:ascii="Times New Roman" w:hAnsi="Times New Roman" w:cs="Times New Roman"/>
-                <w:b/>
-                <w:bCs/>
-                <w:lang w:val="en-US"/>
-              </w:rPr>
-              <w:t>end</w:t>
-            </w:r>
-            <w:r>
-              <w:rPr>
-                <w:rFonts w:ascii="Times New Roman" w:hAnsi="Times New Roman" w:cs="Times New Roman"/>
-                <w:b/>
-                <w:bCs/>
-                <w:lang w:val="en-US"/>
-              </w:rPr>
-              <w:t>_</w:t>
-            </w:r>
-            <w:r>
-              <w:rPr>
-                <w:rFonts w:ascii="Times New Roman" w:hAnsi="Times New Roman" w:cs="Times New Roman"/>
-                <w:b/>
-                <w:bCs/>
-                <w:lang w:val="en-US"/>
-              </w:rPr>
-              <w:t>date</w:t>
-            </w:r>
-            <w:proofErr w:type="spellEnd"/>
-            <w:r>
-              <w:rPr>
-                <w:rFonts w:ascii="Times New Roman" w:hAnsi="Times New Roman" w:cs="Times New Roman"/>
-                <w:b/>
-                <w:bCs/>
-                <w:lang w:val="en-US"/>
               </w:rPr>
               <w:t xml:space="preserve"> }} </w:t>
             </w:r>
@@ -645,7 +622,7 @@
         </w:tc>
         <w:tc>
           <w:tcPr>
-            <w:tcW w:w="5664" w:type="dxa"/>
+            <w:tcW w:w="5659" w:type="dxa"/>
           </w:tcPr>
           <w:p>
             <w:pPr>
